--- a/downloads/student/Unit 05/Handout 05.12 - Price and Spec Sheets and Buyer Cards.docx
+++ b/downloads/student/Unit 05/Handout 05.12 - Price and Spec Sheets and Buyer Cards.docx
@@ -521,7 +521,20 @@
         <w:pStyle w:val="BodyText"/>
       </w:pPr>
       <w:r>
-        <w:t xml:space="preserve">My guess at the price of garment ___ : $__________</w:t>
+        <w:t xml:space="preserve">My guess at the price of garment</w:t>
+      </w:r>
+      <w:r>
+        <w:t xml:space="preserve"> </w:t>
+      </w:r>
+      <w:r>
+        <w:rPr>
+          <w:i/>
+          <w:b/>
+        </w:rPr>
+        <w:t xml:space="preserve">: $</w:t>
+      </w:r>
+      <w:r>
+        <w:t xml:space="preserve">_______</w:t>
       </w:r>
     </w:p>
     <w:p>
@@ -829,7 +842,7 @@
         <w:pStyle w:val="FirstParagraph"/>
       </w:pPr>
       <w:r>
-        <w:t xml:space="preserve">All eight are plain pullover hooded sweatshirts unless the notes say otherwise. Prices marked.</w:t>
+        <w:t xml:space="preserve">All eight are plain pullover hooded sweatshirts unless the notes say otherwise. Prices to be refreshed before teaching.</w:t>
       </w:r>
     </w:p>
     <w:tbl>
